--- a/economy-how-do-you-plan-to-invest-in-the-stock-market/how-do-you-plan-to-invest-in-the-stock-market.docx
+++ b/economy-how-do-you-plan-to-invest-in-the-stock-market/how-do-you-plan-to-invest-in-the-stock-market.docx
@@ -19,7 +19,43 @@
           <w:szCs w:val="72"/>
           <w:lang w:val="en-US" w:eastAsia="es-ES"/>
         </w:rPr>
-        <w:t xml:space="preserve">How do you plan to invest in the stock market? </w:t>
+        <w:t xml:space="preserve">How do you plan to invest in the </w:t>
+      </w:r>
+      <w:r>
+        <w:rPr>
+          <w:rFonts w:eastAsia="Times New Roman"/>
+          <w:sz w:val="72"/>
+          <w:szCs w:val="72"/>
+          <w:lang w:val="en-US" w:eastAsia="es-ES"/>
+        </w:rPr>
+        <w:t>S</w:t>
+      </w:r>
+      <w:r>
+        <w:rPr>
+          <w:rFonts w:eastAsia="Times New Roman"/>
+          <w:sz w:val="72"/>
+          <w:szCs w:val="72"/>
+          <w:lang w:val="en-US" w:eastAsia="es-ES"/>
+        </w:rPr>
+        <w:t>tock</w:t>
+      </w:r>
+      <w:r>
+        <w:rPr>
+          <w:rFonts w:eastAsia="Times New Roman"/>
+          <w:sz w:val="72"/>
+          <w:szCs w:val="72"/>
+          <w:lang w:val="en-US" w:eastAsia="es-ES"/>
+        </w:rPr>
+        <w:t>-M</w:t>
+      </w:r>
+      <w:r>
+        <w:rPr>
+          <w:rFonts w:eastAsia="Times New Roman"/>
+          <w:sz w:val="72"/>
+          <w:szCs w:val="72"/>
+          <w:lang w:val="en-US" w:eastAsia="es-ES"/>
+        </w:rPr>
+        <w:t xml:space="preserve">arket? </w:t>
       </w:r>
     </w:p>
     <w:p>
@@ -35,7 +71,7 @@
     </w:p>
     <w:p>
       <w:pPr>
-        <w:spacing w:before="100" w:beforeAutospacing="1" w:after="120" w:line="408" w:lineRule="auto"/>
+        <w:spacing w:before="100" w:beforeAutospacing="1" w:after="240" w:line="408" w:lineRule="auto"/>
         <w:rPr>
           <w:rFonts w:ascii="Noto Serif" w:hAnsi="Noto Serif" w:cs="Noto Serif"/>
           <w:color w:val="1F1F1F"/>
@@ -504,7 +540,7 @@
     </w:p>
     <w:p>
       <w:pPr>
-        <w:spacing w:before="100" w:beforeAutospacing="1" w:after="120" w:line="408" w:lineRule="auto"/>
+        <w:spacing w:before="100" w:beforeAutospacing="1" w:after="240" w:line="408" w:lineRule="auto"/>
         <w:rPr>
           <w:rFonts w:ascii="Noto Serif" w:hAnsi="Noto Serif" w:cs="Noto Serif"/>
           <w:color w:val="1F1F1F"/>
@@ -703,45 +739,12 @@
           <w:szCs w:val="32"/>
           <w:lang w:val="en-US"/>
         </w:rPr>
-        <w:t xml:space="preserve">. </w:t>
-      </w:r>
-      <w:r>
-        <w:rPr>
-          <w:rFonts w:ascii="Noto Serif" w:hAnsi="Noto Serif" w:cs="Noto Serif"/>
-          <w:color w:val="1F1F1F"/>
-          <w:spacing w:val="28"/>
-          <w:sz w:val="32"/>
-          <w:szCs w:val="32"/>
-          <w:lang w:val="en-US"/>
-        </w:rPr>
-        <w:t>It can be done</w:t>
-      </w:r>
-      <w:r>
-        <w:rPr>
-          <w:rFonts w:ascii="Noto Serif" w:hAnsi="Noto Serif" w:cs="Noto Serif"/>
-          <w:color w:val="1F1F1F"/>
-          <w:spacing w:val="28"/>
-          <w:sz w:val="32"/>
-          <w:szCs w:val="32"/>
-          <w:lang w:val="en-US"/>
-        </w:rPr>
-        <w:t xml:space="preserve"> manually</w:t>
-      </w:r>
-      <w:r>
-        <w:rPr>
-          <w:rFonts w:ascii="Noto Serif" w:hAnsi="Noto Serif" w:cs="Noto Serif"/>
-          <w:color w:val="1F1F1F"/>
-          <w:spacing w:val="28"/>
-          <w:sz w:val="32"/>
-          <w:szCs w:val="32"/>
-          <w:lang w:val="en-US"/>
-        </w:rPr>
-        <w:t>, if you wish.</w:t>
+        <w:t>.</w:t>
       </w:r>
     </w:p>
     <w:p>
       <w:pPr>
-        <w:spacing w:before="100" w:beforeAutospacing="1" w:after="120" w:line="408" w:lineRule="auto"/>
+        <w:spacing w:before="100" w:beforeAutospacing="1" w:after="240" w:line="408" w:lineRule="auto"/>
         <w:rPr>
           <w:rFonts w:ascii="Noto Serif" w:hAnsi="Noto Serif" w:cs="Noto Serif"/>
           <w:color w:val="1F1F1F"/>
@@ -967,37 +970,37 @@
     </w:p>
     <w:p>
       <w:pPr>
-        <w:spacing w:before="100" w:beforeAutospacing="1" w:after="120" w:line="408" w:lineRule="auto"/>
-        <w:rPr>
-          <w:rFonts w:ascii="Noto Serif" w:hAnsi="Noto Serif" w:cs="Noto Serif"/>
-          <w:color w:val="1F1F1F"/>
-          <w:spacing w:val="28"/>
-          <w:sz w:val="32"/>
-          <w:szCs w:val="32"/>
-          <w:lang w:val="en-US"/>
-        </w:rPr>
-      </w:pPr>
-      <w:r>
-        <w:rPr>
-          <w:rFonts w:ascii="Noto Serif" w:hAnsi="Noto Serif" w:cs="Noto Serif"/>
-          <w:color w:val="1F1F1F"/>
-          <w:spacing w:val="28"/>
-          <w:sz w:val="32"/>
-          <w:szCs w:val="32"/>
-          <w:lang w:val="en-US"/>
-        </w:rPr>
-        <w:t>A</w:t>
-      </w:r>
-      <w:r>
-        <w:rPr>
-          <w:rFonts w:ascii="Noto Serif" w:hAnsi="Noto Serif" w:cs="Noto Serif"/>
-          <w:color w:val="1F1F1F"/>
-          <w:spacing w:val="28"/>
-          <w:sz w:val="32"/>
-          <w:szCs w:val="32"/>
-          <w:lang w:val="en-US"/>
-        </w:rPr>
-        <w:t xml:space="preserve">nyway, I tested </w:t>
+        <w:spacing w:before="100" w:beforeAutospacing="1" w:after="240" w:line="408" w:lineRule="auto"/>
+        <w:rPr>
+          <w:rFonts w:ascii="Noto Serif" w:hAnsi="Noto Serif" w:cs="Noto Serif"/>
+          <w:color w:val="1F1F1F"/>
+          <w:spacing w:val="28"/>
+          <w:sz w:val="32"/>
+          <w:szCs w:val="32"/>
+          <w:lang w:val="en-US"/>
+        </w:rPr>
+      </w:pPr>
+      <w:r>
+        <w:rPr>
+          <w:rFonts w:ascii="Noto Serif" w:hAnsi="Noto Serif" w:cs="Noto Serif"/>
+          <w:color w:val="1F1F1F"/>
+          <w:spacing w:val="28"/>
+          <w:sz w:val="32"/>
+          <w:szCs w:val="32"/>
+          <w:lang w:val="en-US"/>
+        </w:rPr>
+        <w:t xml:space="preserve">On my side, </w:t>
+      </w:r>
+      <w:r>
+        <w:rPr>
+          <w:rFonts w:ascii="Noto Serif" w:hAnsi="Noto Serif" w:cs="Noto Serif"/>
+          <w:color w:val="1F1F1F"/>
+          <w:spacing w:val="28"/>
+          <w:sz w:val="32"/>
+          <w:szCs w:val="32"/>
+          <w:lang w:val="en-US"/>
+        </w:rPr>
+        <w:t xml:space="preserve">I tested </w:t>
       </w:r>
       <w:r>
         <w:rPr>
@@ -1134,7 +1137,7 @@
     </w:p>
     <w:p>
       <w:pPr>
-        <w:spacing w:before="100" w:beforeAutospacing="1" w:after="120" w:line="408" w:lineRule="auto"/>
+        <w:spacing w:before="100" w:beforeAutospacing="1" w:after="240" w:line="408" w:lineRule="auto"/>
         <w:rPr>
           <w:rFonts w:ascii="Noto Serif" w:hAnsi="Noto Serif" w:cs="Noto Serif"/>
           <w:color w:val="1F1F1F"/>
@@ -1280,7 +1283,7 @@
     </w:p>
     <w:p>
       <w:pPr>
-        <w:spacing w:before="100" w:beforeAutospacing="1" w:after="120" w:line="408" w:lineRule="auto"/>
+        <w:spacing w:before="100" w:beforeAutospacing="1" w:after="240" w:line="408" w:lineRule="auto"/>
         <w:rPr>
           <w:rFonts w:ascii="Noto Serif" w:hAnsi="Noto Serif" w:cs="Noto Serif"/>
           <w:color w:val="1F1F1F"/>
@@ -1359,7 +1362,7 @@
     </w:p>
     <w:p>
       <w:pPr>
-        <w:spacing w:before="100" w:beforeAutospacing="1" w:after="120" w:line="408" w:lineRule="auto"/>
+        <w:spacing w:before="100" w:beforeAutospacing="1" w:after="240" w:line="408" w:lineRule="auto"/>
         <w:rPr>
           <w:rFonts w:ascii="Noto Serif" w:hAnsi="Noto Serif" w:cs="Noto Serif"/>
           <w:color w:val="1F1F1F"/>
@@ -1422,18 +1425,7 @@
           <w:szCs w:val="32"/>
           <w:lang w:val="en-US"/>
         </w:rPr>
-        <w:t>erson</w:t>
-      </w:r>
-      <w:r>
-        <w:rPr>
-          <w:rFonts w:ascii="Noto Serif" w:hAnsi="Noto Serif" w:cs="Noto Serif"/>
-          <w:color w:val="1F1F1F"/>
-          <w:spacing w:val="28"/>
-          <w:sz w:val="32"/>
-          <w:szCs w:val="32"/>
-          <w:lang w:val="en-US"/>
-        </w:rPr>
-        <w:t xml:space="preserve"> </w:t>
+        <w:t xml:space="preserve">erson </w:t>
       </w:r>
       <w:r>
         <w:rPr>
@@ -1637,7 +1629,7 @@
     </w:p>
     <w:p>
       <w:pPr>
-        <w:spacing w:before="100" w:beforeAutospacing="1" w:after="120" w:line="408" w:lineRule="auto"/>
+        <w:spacing w:before="100" w:beforeAutospacing="1" w:after="240" w:line="408" w:lineRule="auto"/>
         <w:rPr>
           <w:rFonts w:ascii="Noto Serif" w:hAnsi="Noto Serif" w:cs="Noto Serif"/>
           <w:color w:val="1F1F1F"/>
@@ -1711,18 +1703,7 @@
           <w:szCs w:val="32"/>
           <w:lang w:val="en-US"/>
         </w:rPr>
-        <w:t>erson</w:t>
-      </w:r>
-      <w:r>
-        <w:rPr>
-          <w:rFonts w:ascii="Noto Serif" w:hAnsi="Noto Serif" w:cs="Noto Serif"/>
-          <w:color w:val="1F1F1F"/>
-          <w:spacing w:val="28"/>
-          <w:sz w:val="32"/>
-          <w:szCs w:val="32"/>
-          <w:lang w:val="en-US"/>
-        </w:rPr>
-        <w:t xml:space="preserve"> </w:t>
+        <w:t xml:space="preserve">erson </w:t>
       </w:r>
       <w:r>
         <w:rPr>
@@ -1738,7 +1719,7 @@
     </w:p>
     <w:p>
       <w:pPr>
-        <w:spacing w:before="100" w:beforeAutospacing="1" w:after="120" w:line="408" w:lineRule="auto"/>
+        <w:spacing w:before="100" w:beforeAutospacing="1" w:after="240" w:line="408" w:lineRule="auto"/>
         <w:rPr>
           <w:rFonts w:ascii="Noto Serif" w:hAnsi="Noto Serif" w:cs="Noto Serif"/>
           <w:color w:val="1F1F1F"/>
@@ -1856,7 +1837,7 @@
           <w:szCs w:val="32"/>
           <w:lang w:val="en-US"/>
         </w:rPr>
-        <w:t>doings</w:t>
+        <w:t>working-tasks</w:t>
       </w:r>
       <w:r>
         <w:rPr>
@@ -1883,7 +1864,7 @@
     </w:p>
     <w:p>
       <w:pPr>
-        <w:spacing w:before="100" w:beforeAutospacing="1" w:after="120" w:line="408" w:lineRule="auto"/>
+        <w:spacing w:before="100" w:beforeAutospacing="1" w:after="240" w:line="408" w:lineRule="auto"/>
         <w:rPr>
           <w:rFonts w:ascii="Noto Serif" w:hAnsi="Noto Serif" w:cs="Noto Serif"/>
           <w:color w:val="1F1F1F"/>
@@ -2012,7 +1993,20 @@
           <w:szCs w:val="32"/>
           <w:lang w:val="en-US"/>
         </w:rPr>
-        <w:t>ompany, it</w:t>
+        <w:t xml:space="preserve">ompany, </w:t>
+      </w:r>
+      <w:bookmarkStart w:id="0" w:name="_GoBack"/>
+      <w:bookmarkEnd w:id="0"/>
+      <w:r>
+        <w:rPr>
+          <w:rFonts w:ascii="Noto Serif" w:hAnsi="Noto Serif" w:cs="Noto Serif"/>
+          <w:color w:val="1F1F1F"/>
+          <w:spacing w:val="28"/>
+          <w:sz w:val="32"/>
+          <w:szCs w:val="32"/>
+          <w:lang w:val="en-US"/>
+        </w:rPr>
+        <w:t>it</w:t>
       </w:r>
       <w:r>
         <w:rPr>
@@ -2065,8 +2059,6 @@
           <w:lang w:val="en-US"/>
         </w:rPr>
       </w:pPr>
-      <w:bookmarkStart w:id="0" w:name="_GoBack"/>
-      <w:bookmarkEnd w:id="0"/>
     </w:p>
     <w:sectPr>
       <w:pgSz w:w="11906" w:h="16838"/>
